--- a/benchmark/outputs/gold/image_heavy_007_A.docx
+++ b/benchmark/outputs/gold/image_heavy_007_A.docx
@@ -17,13 +17,13 @@
         <w:autoSpaceDE w:val="0"/>
         <w:pStyle w:val="Heading1"/>
         <w:widowControl/>
-        <w:spacing w:line="414" w:lineRule="exact" w:before="240" w:after="80"/>
+        <w:spacing w:line="414" w:lineRule="exact" w:before="0" w:after="0"/>
         <w:ind w:left="8" w:right="0" w:firstLine="0"/>
         <w:jc w:val="left"/>
       </w:pPr>
       <w:r>
         <w:rPr>
-          <w:rFonts w:ascii="Helvetica" w:hAnsi="Helvetica" w:eastAsia="Helvetica"/>
+          <w:rFonts w:ascii="Arial" w:hAnsi="Arial" w:eastAsia="Helvetica"/>
           <w:b/>
           <w:i w:val="0"/>
           <w:color w:val="000000"/>
@@ -43,7 +43,7 @@
       </w:pPr>
       <w:r>
         <w:rPr>
-          <w:rFonts w:ascii="Helvetica" w:hAnsi="Helvetica" w:eastAsia="Helvetica"/>
+          <w:rFonts w:ascii="Arial" w:hAnsi="Arial" w:eastAsia="Helvetica"/>
           <w:b/>
           <w:i w:val="0"/>
           <w:color w:val="000000"/>
@@ -130,7 +130,7 @@
             </w:pPr>
             <w:r>
               <w:rPr>
-                <w:rFonts w:ascii="Helvetica" w:hAnsi="Helvetica" w:eastAsia="Helvetica"/>
+                <w:rFonts w:ascii="Arial" w:hAnsi="Arial" w:eastAsia="Helvetica"/>
                 <w:b w:val="0"/>
                 <w:i w:val="0"/>
                 <w:color w:val="66666B"/>
@@ -160,7 +160,7 @@
             </w:pPr>
             <w:r>
               <w:rPr>
-                <w:rFonts w:ascii="Helvetica" w:hAnsi="Helvetica" w:eastAsia="Helvetica"/>
+                <w:rFonts w:ascii="Arial" w:hAnsi="Arial" w:eastAsia="Helvetica"/>
                 <w:b w:val="0"/>
                 <w:i w:val="0"/>
                 <w:color w:val="66666B"/>
@@ -190,7 +190,7 @@
             </w:pPr>
             <w:r>
               <w:rPr>
-                <w:rFonts w:ascii="Helvetica" w:hAnsi="Helvetica" w:eastAsia="Helvetica"/>
+                <w:rFonts w:ascii="Arial" w:hAnsi="Arial" w:eastAsia="Helvetica"/>
                 <w:b w:val="0"/>
                 <w:i w:val="0"/>
                 <w:color w:val="66666B"/>
@@ -220,7 +220,7 @@
             </w:pPr>
             <w:r>
               <w:rPr>
-                <w:rFonts w:ascii="Helvetica" w:hAnsi="Helvetica" w:eastAsia="Helvetica"/>
+                <w:rFonts w:ascii="Arial" w:hAnsi="Arial" w:eastAsia="Helvetica"/>
                 <w:b w:val="0"/>
                 <w:i w:val="0"/>
                 <w:color w:val="66666B"/>
@@ -250,7 +250,7 @@
             </w:pPr>
             <w:r>
               <w:rPr>
-                <w:rFonts w:ascii="Helvetica" w:hAnsi="Helvetica" w:eastAsia="Helvetica"/>
+                <w:rFonts w:ascii="Arial" w:hAnsi="Arial" w:eastAsia="Helvetica"/>
                 <w:b w:val="0"/>
                 <w:i w:val="0"/>
                 <w:color w:val="66666B"/>
@@ -280,7 +280,7 @@
             </w:pPr>
             <w:r>
               <w:rPr>
-                <w:rFonts w:ascii="Helvetica" w:hAnsi="Helvetica" w:eastAsia="Helvetica"/>
+                <w:rFonts w:ascii="Arial" w:hAnsi="Arial" w:eastAsia="Helvetica"/>
                 <w:b w:val="0"/>
                 <w:i w:val="0"/>
                 <w:color w:val="66666B"/>
@@ -303,7 +303,7 @@
       </w:pPr>
       <w:r>
         <w:rPr>
-          <w:rFonts w:ascii="Helvetica" w:hAnsi="Helvetica" w:eastAsia="Helvetica"/>
+          <w:rFonts w:ascii="Arial" w:hAnsi="Arial" w:eastAsia="Helvetica"/>
           <w:b/>
           <w:i w:val="0"/>
           <w:color w:val="000000"/>
@@ -401,7 +401,7 @@
             </w:pPr>
             <w:r>
               <w:rPr>
-                <w:rFonts w:ascii="Helvetica" w:hAnsi="Helvetica" w:eastAsia="Helvetica"/>
+                <w:rFonts w:ascii="Arial" w:hAnsi="Arial" w:eastAsia="Helvetica"/>
                 <w:b w:val="0"/>
                 <w:i w:val="0"/>
                 <w:color w:val="66666B"/>
@@ -414,7 +414,7 @@
             </w:r>
             <w:r>
               <w:rPr>
-                <w:rFonts w:ascii="Helvetica" w:hAnsi="Helvetica" w:eastAsia="Helvetica"/>
+                <w:rFonts w:ascii="Arial" w:hAnsi="Arial" w:eastAsia="Helvetica"/>
                 <w:b w:val="0"/>
                 <w:i w:val="0"/>
                 <w:color w:val="66666B"/>
@@ -427,7 +427,7 @@
             </w:r>
             <w:r>
               <w:rPr>
-                <w:rFonts w:ascii="Helvetica" w:hAnsi="Helvetica" w:eastAsia="Helvetica"/>
+                <w:rFonts w:ascii="Arial" w:hAnsi="Arial" w:eastAsia="Helvetica"/>
                 <w:b w:val="0"/>
                 <w:i w:val="0"/>
                 <w:color w:val="66666B"/>
@@ -450,7 +450,7 @@
       </w:pPr>
       <w:r>
         <w:rPr>
-          <w:rFonts w:ascii="Helvetica" w:hAnsi="Helvetica" w:eastAsia="Helvetica"/>
+          <w:rFonts w:ascii="Arial" w:hAnsi="Arial" w:eastAsia="Helvetica"/>
           <w:b/>
           <w:i w:val="0"/>
           <w:color w:val="000000"/>
@@ -535,7 +535,7 @@
             </w:pPr>
             <w:r>
               <w:rPr>
-                <w:rFonts w:ascii="Helvetica" w:hAnsi="Helvetica" w:eastAsia="Helvetica"/>
+                <w:rFonts w:ascii="Arial" w:hAnsi="Arial" w:eastAsia="Helvetica"/>
                 <w:b w:val="0"/>
                 <w:i w:val="0"/>
                 <w:color w:val="66666B"/>
@@ -565,7 +565,7 @@
             </w:pPr>
             <w:r>
               <w:rPr>
-                <w:rFonts w:ascii="Helvetica" w:hAnsi="Helvetica" w:eastAsia="Helvetica"/>
+                <w:rFonts w:ascii="Arial" w:hAnsi="Arial" w:eastAsia="Helvetica"/>
                 <w:b w:val="0"/>
                 <w:i w:val="0"/>
                 <w:color w:val="66666B"/>
@@ -595,7 +595,7 @@
             </w:pPr>
             <w:r>
               <w:rPr>
-                <w:rFonts w:ascii="Helvetica" w:hAnsi="Helvetica" w:eastAsia="Helvetica"/>
+                <w:rFonts w:ascii="Arial" w:hAnsi="Arial" w:eastAsia="Helvetica"/>
                 <w:b w:val="0"/>
                 <w:i w:val="0"/>
                 <w:color w:val="66666B"/>
@@ -625,7 +625,7 @@
             </w:pPr>
             <w:r>
               <w:rPr>
-                <w:rFonts w:ascii="Helvetica" w:hAnsi="Helvetica" w:eastAsia="Helvetica"/>
+                <w:rFonts w:ascii="Arial" w:hAnsi="Arial" w:eastAsia="Helvetica"/>
                 <w:b w:val="0"/>
                 <w:i w:val="0"/>
                 <w:color w:val="66666B"/>
@@ -685,7 +685,7 @@
       </w:pPr>
       <w:r>
         <w:rPr>
-          <w:rFonts w:ascii="Helvetica" w:hAnsi="Helvetica" w:eastAsia="Helvetica"/>
+          <w:rFonts w:ascii="Arial" w:hAnsi="Arial" w:eastAsia="Helvetica"/>
           <w:b/>
           <w:i w:val="0"/>
           <w:color w:val="000000"/>
@@ -783,7 +783,7 @@
             </w:pPr>
             <w:r>
               <w:rPr>
-                <w:rFonts w:ascii="Helvetica" w:hAnsi="Helvetica" w:eastAsia="Helvetica"/>
+                <w:rFonts w:ascii="Arial" w:hAnsi="Arial" w:eastAsia="Helvetica"/>
                 <w:b w:val="0"/>
                 <w:i w:val="0"/>
                 <w:color w:val="66666B"/>
@@ -796,7 +796,7 @@
             </w:r>
             <w:r>
               <w:rPr>
-                <w:rFonts w:ascii="Helvetica" w:hAnsi="Helvetica" w:eastAsia="Helvetica"/>
+                <w:rFonts w:ascii="Arial" w:hAnsi="Arial" w:eastAsia="Helvetica"/>
                 <w:b w:val="0"/>
                 <w:i w:val="0"/>
                 <w:color w:val="66666B"/>
@@ -809,7 +809,7 @@
             </w:r>
             <w:r>
               <w:rPr>
-                <w:rFonts w:ascii="Helvetica" w:hAnsi="Helvetica" w:eastAsia="Helvetica"/>
+                <w:rFonts w:ascii="Arial" w:hAnsi="Arial" w:eastAsia="Helvetica"/>
                 <w:b w:val="0"/>
                 <w:i w:val="0"/>
                 <w:color w:val="66666B"/>
@@ -822,7 +822,7 @@
             </w:r>
             <w:r>
               <w:rPr>
-                <w:rFonts w:ascii="Helvetica" w:hAnsi="Helvetica" w:eastAsia="Helvetica"/>
+                <w:rFonts w:ascii="Arial" w:hAnsi="Arial" w:eastAsia="Helvetica"/>
                 <w:b w:val="0"/>
                 <w:i w:val="0"/>
                 <w:color w:val="66666B"/>
@@ -835,7 +835,7 @@
             </w:r>
             <w:r>
               <w:rPr>
-                <w:rFonts w:ascii="Helvetica" w:hAnsi="Helvetica" w:eastAsia="Helvetica"/>
+                <w:rFonts w:ascii="Arial" w:hAnsi="Arial" w:eastAsia="Helvetica"/>
                 <w:b w:val="0"/>
                 <w:i w:val="0"/>
                 <w:color w:val="66666B"/>
